--- a/00-首页/题组Word/第一轮·竞赛教材版/第一轮原理·9-方程式与离子反应（教师版）.docx
+++ b/00-首页/题组Word/第一轮·竞赛教材版/第一轮原理·9-方程式与离子反应（教师版）.docx
@@ -1150,66 +1150,6 @@
         </w:rPr>
         <w:t>2023</w:t>
       </w:r>
-      <w:r>
-        <w:rPr>
-          <w:rFonts w:ascii="Times New Roman" w:hAnsi="Times New Roman" w:eastAsia="Times New Roman" w:cs="Times New Roman"/>
-        </w:rPr>
-        <w:t xml:space="preserve"> </w:t>
-      </w:r>
-      <w:r>
-        <w:rPr>
-          <w:rFonts w:hint="eastAsia" w:ascii="Times New Roman" w:hAnsi="Times New Roman" w:eastAsia="FangSong" w:cs="Times New Roman"/>
-        </w:rPr>
-        <w:t>曾用于</w:t>
-      </w:r>
-      <w:r>
-        <w:rPr>
-          <w:rFonts w:hint="eastAsia" w:ascii="Times New Roman" w:hAnsi="Times New Roman" w:eastAsia="Times New Roman" w:cs="Times New Roman"/>
-        </w:rPr>
-        <w:t>：</w:t>
-      </w:r>
-      <w:r>
-        <w:rPr>
-          <w:rFonts w:hint="eastAsia" w:ascii="Times New Roman" w:hAnsi="Times New Roman" w:eastAsia="FangSong" w:cs="Times New Roman"/>
-        </w:rPr>
-        <w:t>预赛基础卷</w:t>
-      </w:r>
-      <w:r>
-        <w:rPr>
-          <w:rFonts w:hint="eastAsia" w:ascii="Times New Roman" w:hAnsi="Times New Roman" w:eastAsia="Times New Roman" w:cs="Times New Roman"/>
-        </w:rPr>
-        <w:t>III,</w:t>
-      </w:r>
-      <w:r>
-        <w:rPr>
-          <w:rFonts w:ascii="Times New Roman" w:hAnsi="Times New Roman" w:eastAsia="Times New Roman" w:cs="Times New Roman"/>
-        </w:rPr>
-        <w:t xml:space="preserve"> </w:t>
-      </w:r>
-      <w:r>
-        <w:rPr>
-          <w:rFonts w:hint="eastAsia" w:ascii="Times New Roman" w:hAnsi="Times New Roman" w:eastAsia="FangSong" w:cs="Times New Roman"/>
-        </w:rPr>
-        <w:t>第一轮综合卷</w:t>
-      </w:r>
-      <w:r>
-        <w:rPr>
-          <w:rFonts w:hint="eastAsia" w:ascii="Times New Roman" w:hAnsi="Times New Roman" w:eastAsia="Times New Roman" w:cs="Times New Roman"/>
-        </w:rPr>
-        <w:t>05（</w:t>
-      </w:r>
-      <w:r>
-        <w:rPr>
-          <w:rFonts w:hint="eastAsia" w:ascii="Times New Roman" w:hAnsi="Times New Roman" w:eastAsia="FangSong" w:cs="Times New Roman"/>
-        </w:rPr>
-        <w:t>教师版</w:t>
-      </w:r>
-      <w:r>
-        <w:rPr>
-          <w:rFonts w:hint="eastAsia" w:ascii="Times New Roman" w:hAnsi="Times New Roman" w:eastAsia="Times New Roman" w:cs="Times New Roman"/>
-        </w:rPr>
-        <w:t>）</w:t>
-      </w:r>
     </w:p>
     <w:p>
       <w:pPr>
@@ -1957,66 +1897,6 @@
           <w:rFonts w:hint="eastAsia" w:ascii="Times New Roman" w:hAnsi="Times New Roman" w:eastAsia="FangSong" w:cs="Times New Roman"/>
         </w:rPr>
         <w:t>届初赛</w:t>
-      </w:r>
-      <w:r>
-        <w:rPr>
-          <w:rFonts w:ascii="Times New Roman" w:hAnsi="Times New Roman" w:eastAsia="Times New Roman" w:cs="Times New Roman"/>
-        </w:rPr>
-        <w:t xml:space="preserve"> </w:t>
-      </w:r>
-      <w:r>
-        <w:rPr>
-          <w:rFonts w:hint="eastAsia" w:ascii="Times New Roman" w:hAnsi="Times New Roman" w:eastAsia="FangSong" w:cs="Times New Roman"/>
-        </w:rPr>
-        <w:t>曾用于</w:t>
-      </w:r>
-      <w:r>
-        <w:rPr>
-          <w:rFonts w:hint="eastAsia" w:ascii="Times New Roman" w:hAnsi="Times New Roman" w:eastAsia="Times New Roman" w:cs="Times New Roman"/>
-        </w:rPr>
-        <w:t>：</w:t>
-      </w:r>
-      <w:r>
-        <w:rPr>
-          <w:rFonts w:hint="eastAsia" w:ascii="Times New Roman" w:hAnsi="Times New Roman" w:eastAsia="FangSong" w:cs="Times New Roman"/>
-        </w:rPr>
-        <w:t>元素与分析阶段测试卷</w:t>
-      </w:r>
-      <w:r>
-        <w:rPr>
-          <w:rFonts w:hint="eastAsia" w:ascii="Times New Roman" w:hAnsi="Times New Roman" w:eastAsia="Times New Roman" w:cs="Times New Roman"/>
-        </w:rPr>
-        <w:t>,</w:t>
-      </w:r>
-      <w:r>
-        <w:rPr>
-          <w:rFonts w:ascii="Times New Roman" w:hAnsi="Times New Roman" w:eastAsia="Times New Roman" w:cs="Times New Roman"/>
-        </w:rPr>
-        <w:t xml:space="preserve"> </w:t>
-      </w:r>
-      <w:r>
-        <w:rPr>
-          <w:rFonts w:hint="eastAsia" w:ascii="Times New Roman" w:hAnsi="Times New Roman" w:eastAsia="FangSong" w:cs="Times New Roman"/>
-        </w:rPr>
-        <w:t>第一轮综合卷</w:t>
-      </w:r>
-      <w:r>
-        <w:rPr>
-          <w:rFonts w:hint="eastAsia" w:ascii="Times New Roman" w:hAnsi="Times New Roman" w:eastAsia="Times New Roman" w:cs="Times New Roman"/>
-        </w:rPr>
-        <w:t>06（</w:t>
-      </w:r>
-      <w:r>
-        <w:rPr>
-          <w:rFonts w:hint="eastAsia" w:ascii="Times New Roman" w:hAnsi="Times New Roman" w:eastAsia="FangSong" w:cs="Times New Roman"/>
-        </w:rPr>
-        <w:t>教师版</w:t>
-      </w:r>
-      <w:r>
-        <w:rPr>
-          <w:rFonts w:hint="eastAsia" w:ascii="Times New Roman" w:hAnsi="Times New Roman" w:eastAsia="Times New Roman" w:cs="Times New Roman"/>
-        </w:rPr>
-        <w:t>）</w:t>
       </w:r>
     </w:p>
     <w:p>
@@ -12116,60 +11996,6 @@
         </w:rPr>
         <w:t>化学竞赛初赛讲义</w:t>
       </w:r>
-      <w:r>
-        <w:rPr>
-          <w:rFonts w:ascii="Times New Roman" w:hAnsi="Times New Roman" w:eastAsia="Times New Roman" w:cs="Times New Roman"/>
-        </w:rPr>
-        <w:t xml:space="preserve"> </w:t>
-      </w:r>
-      <w:r>
-        <w:rPr>
-          <w:rFonts w:hint="eastAsia" w:ascii="Times New Roman" w:hAnsi="Times New Roman" w:eastAsia="FangSong" w:cs="Times New Roman"/>
-        </w:rPr>
-        <w:t>曾用于</w:t>
-      </w:r>
-      <w:r>
-        <w:rPr>
-          <w:rFonts w:hint="eastAsia" w:ascii="Times New Roman" w:hAnsi="Times New Roman" w:eastAsia="Times New Roman" w:cs="Times New Roman"/>
-        </w:rPr>
-        <w:t>：</w:t>
-      </w:r>
-      <w:r>
-        <w:rPr>
-          <w:rFonts w:hint="eastAsia" w:ascii="Times New Roman" w:hAnsi="Times New Roman" w:eastAsia="FangSong" w:cs="Times New Roman"/>
-        </w:rPr>
-        <w:t>第一轮原理</w:t>
-      </w:r>
-      <w:r>
-        <w:rPr>
-          <w:rFonts w:hint="eastAsia" w:ascii="Times New Roman" w:hAnsi="Times New Roman" w:eastAsia="Times New Roman" w:cs="Times New Roman"/>
-        </w:rPr>
-        <w:t>·9-</w:t>
-      </w:r>
-      <w:r>
-        <w:rPr>
-          <w:rFonts w:hint="eastAsia" w:ascii="Times New Roman" w:hAnsi="Times New Roman" w:eastAsia="FangSong" w:cs="Times New Roman"/>
-        </w:rPr>
-        <w:t>方程式与离子反应</w:t>
-      </w:r>
-      <w:r>
-        <w:rPr>
-          <w:rFonts w:hint="eastAsia" w:ascii="Times New Roman" w:hAnsi="Times New Roman" w:eastAsia="Times New Roman" w:cs="Times New Roman"/>
-        </w:rPr>
-        <w:t>（</w:t>
-      </w:r>
-      <w:r>
-        <w:rPr>
-          <w:rFonts w:hint="eastAsia" w:ascii="Times New Roman" w:hAnsi="Times New Roman" w:eastAsia="FangSong" w:cs="Times New Roman"/>
-        </w:rPr>
-        <w:t>教师版</w:t>
-      </w:r>
-      <w:r>
-        <w:rPr>
-          <w:rFonts w:hint="eastAsia" w:ascii="Times New Roman" w:hAnsi="Times New Roman" w:eastAsia="Times New Roman" w:cs="Times New Roman"/>
-        </w:rPr>
-        <w:t>）</w:t>
-      </w:r>
     </w:p>
     <w:p>
       <w:pPr>
@@ -13351,60 +13177,6 @@
         </w:rPr>
         <w:t>化学竞赛初赛讲义</w:t>
       </w:r>
-      <w:r>
-        <w:rPr>
-          <w:rFonts w:ascii="Times New Roman" w:hAnsi="Times New Roman" w:eastAsia="Times New Roman" w:cs="Times New Roman"/>
-        </w:rPr>
-        <w:t xml:space="preserve"> </w:t>
-      </w:r>
-      <w:r>
-        <w:rPr>
-          <w:rFonts w:hint="eastAsia" w:ascii="Times New Roman" w:hAnsi="Times New Roman" w:eastAsia="FangSong" w:cs="Times New Roman"/>
-        </w:rPr>
-        <w:t>曾用于</w:t>
-      </w:r>
-      <w:r>
-        <w:rPr>
-          <w:rFonts w:hint="eastAsia" w:ascii="Times New Roman" w:hAnsi="Times New Roman" w:eastAsia="Times New Roman" w:cs="Times New Roman"/>
-        </w:rPr>
-        <w:t>：</w:t>
-      </w:r>
-      <w:r>
-        <w:rPr>
-          <w:rFonts w:hint="eastAsia" w:ascii="Times New Roman" w:hAnsi="Times New Roman" w:eastAsia="FangSong" w:cs="Times New Roman"/>
-        </w:rPr>
-        <w:t>第一轮原理</w:t>
-      </w:r>
-      <w:r>
-        <w:rPr>
-          <w:rFonts w:hint="eastAsia" w:ascii="Times New Roman" w:hAnsi="Times New Roman" w:eastAsia="Times New Roman" w:cs="Times New Roman"/>
-        </w:rPr>
-        <w:t>·9-</w:t>
-      </w:r>
-      <w:r>
-        <w:rPr>
-          <w:rFonts w:hint="eastAsia" w:ascii="Times New Roman" w:hAnsi="Times New Roman" w:eastAsia="FangSong" w:cs="Times New Roman"/>
-        </w:rPr>
-        <w:t>方程式与离子反应</w:t>
-      </w:r>
-      <w:r>
-        <w:rPr>
-          <w:rFonts w:hint="eastAsia" w:ascii="Times New Roman" w:hAnsi="Times New Roman" w:eastAsia="Times New Roman" w:cs="Times New Roman"/>
-        </w:rPr>
-        <w:t>（</w:t>
-      </w:r>
-      <w:r>
-        <w:rPr>
-          <w:rFonts w:hint="eastAsia" w:ascii="Times New Roman" w:hAnsi="Times New Roman" w:eastAsia="FangSong" w:cs="Times New Roman"/>
-        </w:rPr>
-        <w:t>教师版</w:t>
-      </w:r>
-      <w:r>
-        <w:rPr>
-          <w:rFonts w:hint="eastAsia" w:ascii="Times New Roman" w:hAnsi="Times New Roman" w:eastAsia="Times New Roman" w:cs="Times New Roman"/>
-        </w:rPr>
-        <w:t>）</w:t>
-      </w:r>
     </w:p>
     <w:p>
       <w:pPr>
@@ -13716,60 +13488,6 @@
         </w:rPr>
         <w:t>化学竞赛初赛讲义</w:t>
       </w:r>
-      <w:r>
-        <w:rPr>
-          <w:rFonts w:ascii="Times New Roman" w:hAnsi="Times New Roman" w:eastAsia="Times New Roman" w:cs="Times New Roman"/>
-        </w:rPr>
-        <w:t xml:space="preserve"> </w:t>
-      </w:r>
-      <w:r>
-        <w:rPr>
-          <w:rFonts w:hint="eastAsia" w:ascii="Times New Roman" w:hAnsi="Times New Roman" w:eastAsia="FangSong" w:cs="Times New Roman"/>
-        </w:rPr>
-        <w:t>曾用于</w:t>
-      </w:r>
-      <w:r>
-        <w:rPr>
-          <w:rFonts w:hint="eastAsia" w:ascii="Times New Roman" w:hAnsi="Times New Roman" w:eastAsia="Times New Roman" w:cs="Times New Roman"/>
-        </w:rPr>
-        <w:t>：</w:t>
-      </w:r>
-      <w:r>
-        <w:rPr>
-          <w:rFonts w:hint="eastAsia" w:ascii="Times New Roman" w:hAnsi="Times New Roman" w:eastAsia="FangSong" w:cs="Times New Roman"/>
-        </w:rPr>
-        <w:t>第一轮原理</w:t>
-      </w:r>
-      <w:r>
-        <w:rPr>
-          <w:rFonts w:hint="eastAsia" w:ascii="Times New Roman" w:hAnsi="Times New Roman" w:eastAsia="Times New Roman" w:cs="Times New Roman"/>
-        </w:rPr>
-        <w:t>·9-</w:t>
-      </w:r>
-      <w:r>
-        <w:rPr>
-          <w:rFonts w:hint="eastAsia" w:ascii="Times New Roman" w:hAnsi="Times New Roman" w:eastAsia="FangSong" w:cs="Times New Roman"/>
-        </w:rPr>
-        <w:t>方程式与离子反应</w:t>
-      </w:r>
-      <w:r>
-        <w:rPr>
-          <w:rFonts w:hint="eastAsia" w:ascii="Times New Roman" w:hAnsi="Times New Roman" w:eastAsia="Times New Roman" w:cs="Times New Roman"/>
-        </w:rPr>
-        <w:t>（</w:t>
-      </w:r>
-      <w:r>
-        <w:rPr>
-          <w:rFonts w:hint="eastAsia" w:ascii="Times New Roman" w:hAnsi="Times New Roman" w:eastAsia="FangSong" w:cs="Times New Roman"/>
-        </w:rPr>
-        <w:t>教师版</w:t>
-      </w:r>
-      <w:r>
-        <w:rPr>
-          <w:rFonts w:hint="eastAsia" w:ascii="Times New Roman" w:hAnsi="Times New Roman" w:eastAsia="Times New Roman" w:cs="Times New Roman"/>
-        </w:rPr>
-        <w:t>）</w:t>
-      </w:r>
     </w:p>
     <w:p>
       <w:pPr>
@@ -15020,60 +14738,6 @@
         </w:rPr>
         <w:t>化学竞赛初赛讲义</w:t>
       </w:r>
-      <w:r>
-        <w:rPr>
-          <w:rFonts w:ascii="Times New Roman" w:hAnsi="Times New Roman" w:eastAsia="Times New Roman" w:cs="Times New Roman"/>
-        </w:rPr>
-        <w:t xml:space="preserve"> </w:t>
-      </w:r>
-      <w:r>
-        <w:rPr>
-          <w:rFonts w:hint="eastAsia" w:ascii="Times New Roman" w:hAnsi="Times New Roman" w:eastAsia="FangSong" w:cs="Times New Roman"/>
-        </w:rPr>
-        <w:t>曾用于</w:t>
-      </w:r>
-      <w:r>
-        <w:rPr>
-          <w:rFonts w:hint="eastAsia" w:ascii="Times New Roman" w:hAnsi="Times New Roman" w:eastAsia="Times New Roman" w:cs="Times New Roman"/>
-        </w:rPr>
-        <w:t>：</w:t>
-      </w:r>
-      <w:r>
-        <w:rPr>
-          <w:rFonts w:hint="eastAsia" w:ascii="Times New Roman" w:hAnsi="Times New Roman" w:eastAsia="FangSong" w:cs="Times New Roman"/>
-        </w:rPr>
-        <w:t>第一轮原理</w:t>
-      </w:r>
-      <w:r>
-        <w:rPr>
-          <w:rFonts w:hint="eastAsia" w:ascii="Times New Roman" w:hAnsi="Times New Roman" w:eastAsia="Times New Roman" w:cs="Times New Roman"/>
-        </w:rPr>
-        <w:t>·9-</w:t>
-      </w:r>
-      <w:r>
-        <w:rPr>
-          <w:rFonts w:hint="eastAsia" w:ascii="Times New Roman" w:hAnsi="Times New Roman" w:eastAsia="FangSong" w:cs="Times New Roman"/>
-        </w:rPr>
-        <w:t>方程式与离子反应</w:t>
-      </w:r>
-      <w:r>
-        <w:rPr>
-          <w:rFonts w:hint="eastAsia" w:ascii="Times New Roman" w:hAnsi="Times New Roman" w:eastAsia="Times New Roman" w:cs="Times New Roman"/>
-        </w:rPr>
-        <w:t>（</w:t>
-      </w:r>
-      <w:r>
-        <w:rPr>
-          <w:rFonts w:hint="eastAsia" w:ascii="Times New Roman" w:hAnsi="Times New Roman" w:eastAsia="FangSong" w:cs="Times New Roman"/>
-        </w:rPr>
-        <w:t>教师版</w:t>
-      </w:r>
-      <w:r>
-        <w:rPr>
-          <w:rFonts w:hint="eastAsia" w:ascii="Times New Roman" w:hAnsi="Times New Roman" w:eastAsia="Times New Roman" w:cs="Times New Roman"/>
-        </w:rPr>
-        <w:t>）</w:t>
-      </w:r>
     </w:p>
     <w:p>
       <w:pPr>
@@ -15461,60 +15125,6 @@
         </w:rPr>
         <w:t>化学竞赛初赛讲义</w:t>
       </w:r>
-      <w:r>
-        <w:rPr>
-          <w:rFonts w:ascii="Times New Roman" w:hAnsi="Times New Roman" w:eastAsia="Times New Roman" w:cs="Times New Roman"/>
-        </w:rPr>
-        <w:t xml:space="preserve"> </w:t>
-      </w:r>
-      <w:r>
-        <w:rPr>
-          <w:rFonts w:hint="eastAsia" w:ascii="Times New Roman" w:hAnsi="Times New Roman" w:eastAsia="FangSong" w:cs="Times New Roman"/>
-        </w:rPr>
-        <w:t>曾用于</w:t>
-      </w:r>
-      <w:r>
-        <w:rPr>
-          <w:rFonts w:hint="eastAsia" w:ascii="Times New Roman" w:hAnsi="Times New Roman" w:eastAsia="Times New Roman" w:cs="Times New Roman"/>
-        </w:rPr>
-        <w:t>：</w:t>
-      </w:r>
-      <w:r>
-        <w:rPr>
-          <w:rFonts w:hint="eastAsia" w:ascii="Times New Roman" w:hAnsi="Times New Roman" w:eastAsia="FangSong" w:cs="Times New Roman"/>
-        </w:rPr>
-        <w:t>第一轮原理</w:t>
-      </w:r>
-      <w:r>
-        <w:rPr>
-          <w:rFonts w:hint="eastAsia" w:ascii="Times New Roman" w:hAnsi="Times New Roman" w:eastAsia="Times New Roman" w:cs="Times New Roman"/>
-        </w:rPr>
-        <w:t>·9-</w:t>
-      </w:r>
-      <w:r>
-        <w:rPr>
-          <w:rFonts w:hint="eastAsia" w:ascii="Times New Roman" w:hAnsi="Times New Roman" w:eastAsia="FangSong" w:cs="Times New Roman"/>
-        </w:rPr>
-        <w:t>方程式与离子反应</w:t>
-      </w:r>
-      <w:r>
-        <w:rPr>
-          <w:rFonts w:hint="eastAsia" w:ascii="Times New Roman" w:hAnsi="Times New Roman" w:eastAsia="Times New Roman" w:cs="Times New Roman"/>
-        </w:rPr>
-        <w:t>（</w:t>
-      </w:r>
-      <w:r>
-        <w:rPr>
-          <w:rFonts w:hint="eastAsia" w:ascii="Times New Roman" w:hAnsi="Times New Roman" w:eastAsia="FangSong" w:cs="Times New Roman"/>
-        </w:rPr>
-        <w:t>教师版</w:t>
-      </w:r>
-      <w:r>
-        <w:rPr>
-          <w:rFonts w:hint="eastAsia" w:ascii="Times New Roman" w:hAnsi="Times New Roman" w:eastAsia="Times New Roman" w:cs="Times New Roman"/>
-        </w:rPr>
-        <w:t>）</w:t>
-      </w:r>
     </w:p>
     <w:p>
       <w:pPr>
@@ -15925,60 +15535,6 @@
           <w:rFonts w:hint="eastAsia" w:ascii="Times New Roman" w:hAnsi="Times New Roman" w:eastAsia="FangSong" w:cs="Times New Roman"/>
         </w:rPr>
         <w:t>化学竞赛初赛讲义</w:t>
-      </w:r>
-      <w:r>
-        <w:rPr>
-          <w:rFonts w:ascii="Times New Roman" w:hAnsi="Times New Roman" w:eastAsia="Times New Roman" w:cs="Times New Roman"/>
-        </w:rPr>
-        <w:t xml:space="preserve"> </w:t>
-      </w:r>
-      <w:r>
-        <w:rPr>
-          <w:rFonts w:hint="eastAsia" w:ascii="Times New Roman" w:hAnsi="Times New Roman" w:eastAsia="FangSong" w:cs="Times New Roman"/>
-        </w:rPr>
-        <w:t>曾用于</w:t>
-      </w:r>
-      <w:r>
-        <w:rPr>
-          <w:rFonts w:hint="eastAsia" w:ascii="Times New Roman" w:hAnsi="Times New Roman" w:eastAsia="Times New Roman" w:cs="Times New Roman"/>
-        </w:rPr>
-        <w:t>：</w:t>
-      </w:r>
-      <w:r>
-        <w:rPr>
-          <w:rFonts w:hint="eastAsia" w:ascii="Times New Roman" w:hAnsi="Times New Roman" w:eastAsia="FangSong" w:cs="Times New Roman"/>
-        </w:rPr>
-        <w:t>第一轮原理</w:t>
-      </w:r>
-      <w:r>
-        <w:rPr>
-          <w:rFonts w:hint="eastAsia" w:ascii="Times New Roman" w:hAnsi="Times New Roman" w:eastAsia="Times New Roman" w:cs="Times New Roman"/>
-        </w:rPr>
-        <w:t>·9-</w:t>
-      </w:r>
-      <w:r>
-        <w:rPr>
-          <w:rFonts w:hint="eastAsia" w:ascii="Times New Roman" w:hAnsi="Times New Roman" w:eastAsia="FangSong" w:cs="Times New Roman"/>
-        </w:rPr>
-        <w:t>方程式与离子反应</w:t>
-      </w:r>
-      <w:r>
-        <w:rPr>
-          <w:rFonts w:hint="eastAsia" w:ascii="Times New Roman" w:hAnsi="Times New Roman" w:eastAsia="Times New Roman" w:cs="Times New Roman"/>
-        </w:rPr>
-        <w:t>（</w:t>
-      </w:r>
-      <w:r>
-        <w:rPr>
-          <w:rFonts w:hint="eastAsia" w:ascii="Times New Roman" w:hAnsi="Times New Roman" w:eastAsia="FangSong" w:cs="Times New Roman"/>
-        </w:rPr>
-        <w:t>教师版</w:t>
-      </w:r>
-      <w:r>
-        <w:rPr>
-          <w:rFonts w:hint="eastAsia" w:ascii="Times New Roman" w:hAnsi="Times New Roman" w:eastAsia="Times New Roman" w:cs="Times New Roman"/>
-        </w:rPr>
-        <w:t>）</w:t>
       </w:r>
     </w:p>
     <w:p>
@@ -16494,60 +16050,6 @@
           <w:rFonts w:hint="eastAsia" w:ascii="Times New Roman" w:hAnsi="Times New Roman" w:eastAsia="FangSong" w:cs="Times New Roman"/>
         </w:rPr>
         <w:t>化学竞赛初赛讲义</w:t>
-      </w:r>
-      <w:r>
-        <w:rPr>
-          <w:rFonts w:ascii="Times New Roman" w:hAnsi="Times New Roman" w:eastAsia="Times New Roman" w:cs="Times New Roman"/>
-        </w:rPr>
-        <w:t xml:space="preserve"> </w:t>
-      </w:r>
-      <w:r>
-        <w:rPr>
-          <w:rFonts w:hint="eastAsia" w:ascii="Times New Roman" w:hAnsi="Times New Roman" w:eastAsia="FangSong" w:cs="Times New Roman"/>
-        </w:rPr>
-        <w:t>曾用于</w:t>
-      </w:r>
-      <w:r>
-        <w:rPr>
-          <w:rFonts w:hint="eastAsia" w:ascii="Times New Roman" w:hAnsi="Times New Roman" w:eastAsia="Times New Roman" w:cs="Times New Roman"/>
-        </w:rPr>
-        <w:t>：</w:t>
-      </w:r>
-      <w:r>
-        <w:rPr>
-          <w:rFonts w:hint="eastAsia" w:ascii="Times New Roman" w:hAnsi="Times New Roman" w:eastAsia="FangSong" w:cs="Times New Roman"/>
-        </w:rPr>
-        <w:t>第一轮原理</w:t>
-      </w:r>
-      <w:r>
-        <w:rPr>
-          <w:rFonts w:hint="eastAsia" w:ascii="Times New Roman" w:hAnsi="Times New Roman" w:eastAsia="Times New Roman" w:cs="Times New Roman"/>
-        </w:rPr>
-        <w:t>·9-</w:t>
-      </w:r>
-      <w:r>
-        <w:rPr>
-          <w:rFonts w:hint="eastAsia" w:ascii="Times New Roman" w:hAnsi="Times New Roman" w:eastAsia="FangSong" w:cs="Times New Roman"/>
-        </w:rPr>
-        <w:t>方程式与离子反应</w:t>
-      </w:r>
-      <w:r>
-        <w:rPr>
-          <w:rFonts w:hint="eastAsia" w:ascii="Times New Roman" w:hAnsi="Times New Roman" w:eastAsia="Times New Roman" w:cs="Times New Roman"/>
-        </w:rPr>
-        <w:t>（</w:t>
-      </w:r>
-      <w:r>
-        <w:rPr>
-          <w:rFonts w:hint="eastAsia" w:ascii="Times New Roman" w:hAnsi="Times New Roman" w:eastAsia="FangSong" w:cs="Times New Roman"/>
-        </w:rPr>
-        <w:t>教师版</w:t>
-      </w:r>
-      <w:r>
-        <w:rPr>
-          <w:rFonts w:hint="eastAsia" w:ascii="Times New Roman" w:hAnsi="Times New Roman" w:eastAsia="Times New Roman" w:cs="Times New Roman"/>
-        </w:rPr>
-        <w:t>）</w:t>
       </w:r>
     </w:p>
     <w:p>
